--- a/printables/u04/04-考前测试/U4_四上_第四单元_数量关系_答案.docx
+++ b/printables/u04/04-考前测试/U4_四上_第四单元_数量关系_答案.docx
@@ -2,21 +2,6 @@
 <file path=word/document.xml><?xml version="1.0" encoding="utf-8"?>
 <w:document xmlns:wpc="http://schemas.microsoft.com/office/word/2010/wordprocessingCanvas" xmlns:mo="http://schemas.microsoft.com/office/mac/office/2008/main" xmlns:mc="http://schemas.openxmlformats.org/markup-compatibility/2006" xmlns:mv="urn:schemas-microsoft-com:mac:vml" xmlns:o="urn:schemas-microsoft-com:office:office" xmlns:r="http://schemas.openxmlformats.org/officeDocument/2006/relationships" xmlns:m="http://schemas.openxmlformats.org/officeDocument/2006/math" xmlns:v="urn:schemas-microsoft-com:vml" xmlns:wp14="http://schemas.microsoft.com/office/word/2010/wordprocessingDrawing" xmlns:wp="http://schemas.openxmlformats.org/drawingml/2006/wordprocessingDrawing" xmlns:w10="urn:schemas-microsoft-com:office:word" xmlns:w="http://schemas.openxmlformats.org/wordprocessingml/2006/main" xmlns:w14="http://schemas.microsoft.com/office/word/2010/wordml" xmlns:wpg="http://schemas.microsoft.com/office/word/2010/wordprocessingGroup" xmlns:wpi="http://schemas.microsoft.com/office/word/2010/wordprocessingInk" xmlns:wne="http://schemas.microsoft.com/office/word/2006/wordml" xmlns:wps="http://schemas.microsoft.com/office/word/2010/wordprocessingShape" mc:Ignorable="w14 wp14">
   <w:body>
-    <w:p>
-      <w:pPr>
-        <w:spacing w:before="0" w:after="40" w:line="240" w:lineRule="auto"/>
-        <w:jc w:val="center"/>
-      </w:pPr>
-      <w:r>
-        <w:rPr>
-          <w:rFonts w:ascii="宋体" w:hAnsi="宋体" w:eastAsia="宋体"/>
-          <w:b w:val="0"/>
-          <w:color w:val="1E7EB8"/>
-          <w:sz w:val="20"/>
-        </w:rPr>
-        <w:t>数学书桌 · Math Desk</w:t>
-      </w:r>
-    </w:p>
     <w:p>
       <w:pPr>
         <w:spacing w:before="0" w:after="80" w:line="240" w:lineRule="auto"/>
@@ -43,12 +28,12 @@
           <w:b w:val="0"/>
           <w:sz w:val="20"/>
         </w:rPr>
-        <w:t>单独答案页 · 可只打印这一页　|　清晰文字版</w:t>
+        <w:t>单独答案页 · 可只打印这一页</w:t>
       </w:r>
     </w:p>
     <w:p>
       <w:pPr>
-        <w:spacing w:before="0" w:after="80" w:line="240" w:lineRule="auto"/>
+        <w:spacing w:before="0" w:after="60" w:line="240" w:lineRule="auto"/>
       </w:pPr>
       <w:r>
         <w:rPr>
@@ -57,12 +42,12 @@
           <w:color w:val="1E7EB8"/>
           <w:sz w:val="22"/>
         </w:rPr>
-        <w:t>参考答案待按原卷补全；可先对照日常变式自批。</w:t>
+        <w:t>参考答案待按原卷补全。</w:t>
       </w:r>
     </w:p>
     <w:sectPr>
       <w:pgSz w:w="11906" w:h="16838"/>
-      <w:pgMar w:top="794" w:right="907" w:bottom="794" w:left="907" w:header="720" w:footer="720" w:gutter="0"/>
+      <w:pgMar w:top="794" w:right="1020" w:bottom="794" w:left="1020" w:header="720" w:footer="720" w:gutter="0"/>
       <w:cols w:space="720"/>
       <w:docGrid w:linePitch="360"/>
     </w:sectPr>

--- a/printables/u04/04-考前测试/U4_四上_第四单元_数量关系_答案.docx
+++ b/printables/u04/04-考前测试/U4_四上_第四单元_数量关系_答案.docx
@@ -4,50 +4,49 @@
   <w:body>
     <w:p>
       <w:pPr>
-        <w:spacing w:before="0" w:after="80" w:line="240" w:lineRule="auto"/>
+        <w:spacing w:before="0" w:after="60" w:line="276" w:lineRule="auto"/>
         <w:jc w:val="center"/>
       </w:pPr>
       <w:r>
         <w:rPr>
           <w:rFonts w:ascii="宋体" w:hAnsi="宋体" w:eastAsia="宋体"/>
           <w:b/>
-          <w:color w:val="0F5F8A"/>
-          <w:sz w:val="30"/>
+          <w:sz w:val="28"/>
         </w:rPr>
         <w:t>第四单元 · 数量关系 · 参考答案</w:t>
       </w:r>
     </w:p>
     <w:p>
       <w:pPr>
-        <w:spacing w:before="0" w:after="160" w:line="240" w:lineRule="auto"/>
+        <w:spacing w:before="0" w:after="160" w:line="276" w:lineRule="auto"/>
         <w:jc w:val="center"/>
       </w:pPr>
       <w:r>
         <w:rPr>
           <w:rFonts w:ascii="宋体" w:hAnsi="宋体" w:eastAsia="宋体"/>
           <w:b w:val="0"/>
-          <w:sz w:val="20"/>
+          <w:sz w:val="18"/>
         </w:rPr>
         <w:t>单独答案页 · 可只打印这一页</w:t>
       </w:r>
     </w:p>
     <w:p>
       <w:pPr>
-        <w:spacing w:before="0" w:after="60" w:line="240" w:lineRule="auto"/>
+        <w:spacing w:before="0" w:after="40" w:line="276" w:lineRule="auto"/>
       </w:pPr>
       <w:r>
         <w:rPr>
           <w:rFonts w:ascii="宋体" w:hAnsi="宋体" w:eastAsia="宋体"/>
           <w:b w:val="0"/>
           <w:color w:val="1E7EB8"/>
-          <w:sz w:val="22"/>
+          <w:sz w:val="20"/>
         </w:rPr>
         <w:t>参考答案待按原卷补全。</w:t>
       </w:r>
     </w:p>
     <w:sectPr>
       <w:pgSz w:w="11906" w:h="16838"/>
-      <w:pgMar w:top="794" w:right="1020" w:bottom="794" w:left="1020" w:header="720" w:footer="720" w:gutter="0"/>
+      <w:pgMar w:top="624" w:right="850" w:bottom="624" w:left="850" w:header="720" w:footer="720" w:gutter="0"/>
       <w:cols w:space="720"/>
       <w:docGrid w:linePitch="360"/>
     </w:sectPr>
@@ -420,7 +419,7 @@
     <w:rsid w:val="00FC693F"/>
     <w:rPr>
       <w:rFonts w:ascii="宋体" w:hAnsi="宋体" w:eastAsia="宋体"/>
-      <w:sz w:val="22"/>
+      <w:sz w:val="21"/>
     </w:rPr>
   </w:style>
   <w:style w:type="paragraph" w:styleId="Header">

--- a/printables/u04/04-考前测试/U4_四上_第四单元_数量关系_答案.docx
+++ b/printables/u04/04-考前测试/U4_四上_第四单元_数量关系_答案.docx
@@ -4,7 +4,7 @@
   <w:body>
     <w:p>
       <w:pPr>
-        <w:spacing w:before="0" w:after="60" w:line="276" w:lineRule="auto"/>
+        <w:spacing w:before="0" w:after="60" w:line="307" w:lineRule="auto"/>
         <w:jc w:val="center"/>
       </w:pPr>
       <w:r>
@@ -18,7 +18,7 @@
     </w:p>
     <w:p>
       <w:pPr>
-        <w:spacing w:before="0" w:after="160" w:line="276" w:lineRule="auto"/>
+        <w:spacing w:before="0" w:after="160" w:line="307" w:lineRule="auto"/>
         <w:jc w:val="center"/>
       </w:pPr>
       <w:r>
@@ -32,7 +32,7 @@
     </w:p>
     <w:p>
       <w:pPr>
-        <w:spacing w:before="0" w:after="40" w:line="276" w:lineRule="auto"/>
+        <w:spacing w:before="0" w:after="60" w:line="307" w:lineRule="auto"/>
       </w:pPr>
       <w:r>
         <w:rPr>
@@ -46,7 +46,7 @@
     </w:p>
     <w:sectPr>
       <w:pgSz w:w="11906" w:h="16838"/>
-      <w:pgMar w:top="624" w:right="850" w:bottom="624" w:left="850" w:header="720" w:footer="720" w:gutter="0"/>
+      <w:pgMar w:top="680" w:right="907" w:bottom="680" w:left="907" w:header="720" w:footer="720" w:gutter="0"/>
       <w:cols w:space="720"/>
       <w:docGrid w:linePitch="360"/>
     </w:sectPr>
